--- a/week-6-field-dip/week-6-concept-profile.docx
+++ b/week-6-field-dip/week-6-concept-profile.docx
@@ -257,7 +257,7 @@
           <w:sz w:val="22"/>
           <w:szCs w:val="22"/>
         </w:rPr>
-        <w:t xml:space="preserve"> Gather two or three pieces of actual student mathematics work on this concept from your field days. De-identify every piece (remove the name; a pseudonym or nothing). This is your first evidence of how students currently understand the concept.</w:t>
+        <w:t xml:space="preserve"> Gather three to five pieces of actual student mathematics work on this concept from your field days. De-identify every piece (remove the name; a pseudonym or nothing). This is your first evidence of how students currently understand the concept.</w:t>
       </w:r>
     </w:p>
     <w:p>
@@ -335,7 +335,7 @@
           <w:sz w:val="22"/>
           <w:szCs w:val="22"/>
         </w:rPr>
-        <w:t>One to two pages, typed, single-spaced, 12pt — plus the two or three collected work samples attached.</w:t>
+        <w:t>One to two pages, typed, single-spaced, 12pt — plus the three to five collected work samples attached.</w:t>
       </w:r>
     </w:p>
     <w:p>
@@ -666,7 +666,7 @@
                 <w:sz w:val="22"/>
                 <w:szCs w:val="22"/>
               </w:rPr>
-              <w:t>Your question: A researchable, measurable question about how students understand this concept, understood in one sentence. For instance:</w:t>
+              <w:t>Your question: A first read, in one sentence — an open question about how students understand this concept, not whether they got it right, and not a diagnosis of a child. For instance:</w:t>
             </w:r>
           </w:p>
           <w:p>
@@ -679,7 +679,7 @@
                 <w:sz w:val="22"/>
                 <w:szCs w:val="22"/>
               </w:rPr>
-              <w:t>What web applet features help students better understand multiplication?</w:t>
+              <w:t>How do students reason about equal shares of a set?</w:t>
             </w:r>
           </w:p>
           <w:p>
@@ -692,7 +692,7 @@
                 <w:sz w:val="22"/>
                 <w:szCs w:val="22"/>
               </w:rPr>
-              <w:t>What math routines help students articulate their own thinking about percentages?</w:t>
+              <w:t>What do students attend to when they decide two different solution methods are equivalent?</w:t>
             </w:r>
           </w:p>
         </w:tc>
@@ -756,7 +756,7 @@
                 <w:sz w:val="22"/>
                 <w:szCs w:val="22"/>
               </w:rPr>
-              <w:t>Two or three pieces of actual student math work on this concept, de-identified, and described so a reader can see what they reveal about how students currently understand it — real evidence, not “I got some work.”</w:t>
+              <w:t>Three to five pieces of actual student math work on this concept, de-identified, and described so a reader can see what they reveal about how students currently understand it — real evidence, not “I got some work.”</w:t>
             </w:r>
           </w:p>
         </w:tc>

--- a/week-6-field-dip/week-6-concept-profile.docx
+++ b/week-6-field-dip/week-6-concept-profile.docx
@@ -108,7 +108,7 @@
           <w:sz w:val="22"/>
           <w:szCs w:val="22"/>
         </w:rPr>
-        <w:t xml:space="preserve"> The question you formalize next week (Week 7) grows directly out of what you notice here — how do students understand this concept? The task, routine, applet, or lesson you design in Weeks 8–10 is a probe of that concept; you carry it back to the same classroom in the Weeks 11–12 immersion. Concept → question → design → collect → analyze → share. It starts with choosing a mathematical idea worth looking at closely.</w:t>
+        <w:t xml:space="preserve"> The question you formalize next week (Week 7) grows directly out of what you notice here — how do students understand this concept? The lesson you design in Weeks 8–10 — a routine (before), a rich task (during), and a way to capture the thinking (after) — is built for one or more real students, around what you noticed in their work, so you can see how they understand this concept; you carry it back to the same classroom in the Weeks 11–12 immersion. Concept → question → design → collect → analyze → share. It starts with choosing a mathematical idea worth looking at closely.</w:t>
       </w:r>
     </w:p>
     <w:p>

--- a/week-6-field-dip/week-6-concept-profile.docx
+++ b/week-6-field-dip/week-6-concept-profile.docx
@@ -108,7 +108,7 @@
           <w:sz w:val="22"/>
           <w:szCs w:val="22"/>
         </w:rPr>
-        <w:t xml:space="preserve"> The question you formalize next week (Week 7) grows directly out of what you notice here — how do students understand this concept? The lesson you design in Weeks 8–10 — a routine (before), a rich task (during), and a way to capture the thinking (after) — is built for one or more real students, around what you noticed in their work, so you can see how they understand this concept; you carry it back to the same classroom in the Weeks 11–12 immersion. Concept → question → design → collect → analyze → share. It starts with choosing a mathematical idea worth looking at closely.</w:t>
+        <w:t xml:space="preserve"> The question you formalize next week (Week 7) grows directly out of what you notice here — how do students understand this concept? The lesson you design in Weeks 8–10 — a routine (before), a rich task (during), and a way to capture the thinking (after) — is designed to give you insight into the concept you've identified and the ways students engage with it; you carry it back to the same classroom in the Weeks 11–12 immersion. Concept → question → design → collect → analyze → share. It starts with choosing a mathematical idea worth looking at closely.</w:t>
       </w:r>
     </w:p>
     <w:p>

--- a/week-6-field-dip/week-6-concept-profile.docx
+++ b/week-6-field-dip/week-6-concept-profile.docx
@@ -100,7 +100,7 @@
           <w:sz w:val="22"/>
           <w:szCs w:val="22"/>
         </w:rPr>
-        <w:t>seed of your inquiry project.</w:t>
+        <w:t>seed of your field investigation.</w:t>
       </w:r>
       <w:r>
         <w:rPr>
@@ -576,7 +576,7 @@
                 <w:sz w:val="22"/>
                 <w:szCs w:val="22"/>
               </w:rPr>
-              <w:t>Classroom: Accurate, specific account of the teacher's style, one “non-negotiable,” and the scope &amp; sequence for the mathematics your class will be working on during Field 2 in Weeks 11 and 12.</w:t>
+              <w:t>Classroom: Accurate, specific account of the teacher's style, one “non-negotiable,” and the scope &amp; sequence for the mathematics your class will be working on during your Weeks 11–12 immersion.</w:t>
             </w:r>
           </w:p>
           <w:p>

--- a/week-6-field-dip/week-6-concept-profile.docx
+++ b/week-6-field-dip/week-6-concept-profile.docx
@@ -325,7 +325,36 @@
           <w:sz w:val="22"/>
           <w:szCs w:val="22"/>
         </w:rPr>
-        <w:t xml:space="preserve"> Identify one or two Ohio Learning Standards for this concept, and note where it sits developmentally — what feeds it, and what it leads to.</w:t>
+        <w:t xml:space="preserve"> Identify at least one content standard and one Standard for Mathematical Practice from Ohio's Learning Standards for this concept, and say in a sentence or two how each relates to your concept and your question.</w:t>
+      </w:r>
+    </w:p>
+    <w:p>
+      <w:pPr>
+        <w:pStyle w:val="ListNumber"/>
+        <w:numPr>
+          <w:ilvl w:val="0"/>
+          <w:numId w:val="4"/>
+        </w:numPr>
+        <w:ind w:hanging="360" w:start="360"/>
+        <w:rPr/>
+      </w:pPr>
+      <w:r>
+        <w:rPr>
+          <w:rFonts w:eastAsia="ＭＳ 明朝" w:cs="Calibri" w:eastAsiaTheme="minorEastAsia"/>
+          <w:b/>
+          <w:bCs/>
+          <w:sz w:val="22"/>
+          <w:szCs w:val="22"/>
+        </w:rPr>
+        <w:t>Read what is known about it.</w:t>
+      </w:r>
+      <w:r>
+        <w:rPr>
+          <w:rFonts w:eastAsia="ＭＳ 明朝" w:cs="Calibri" w:eastAsiaTheme="minorEastAsia"/>
+          <w:sz w:val="22"/>
+          <w:szCs w:val="22"/>
+        </w:rPr>
+        <w:t xml:space="preserve"> Find one to three sources on how students understand this concept — at least one from the research literature (Miami's library gives you JSTOR); your host teacher can be one of them. Keep the permanent link or DOI, and write a few sentences on each in your own words. Then say which of the challenges they describe show up in the work you collected, and which do not.</w:t>
       </w:r>
     </w:p>
     <w:p>
@@ -354,7 +383,7 @@
           <w:sz w:val="22"/>
           <w:szCs w:val="22"/>
         </w:rPr>
-        <w:t xml:space="preserve"> A 1–2 page profile with clear headings: host-teacher &amp; classroom context · the concept · the students · the question I'm asking · the collected work (described) · standards &amp; where the math sits.</w:t>
+        <w:t xml:space="preserve"> A 1–2 page profile with clear headings: host-teacher &amp; classroom context · the concept · the students · the question I'm asking · the collected work (described) · standards · what the research says.</w:t>
       </w:r>
     </w:p>
     <w:p>
@@ -649,7 +678,7 @@
                 <w:szCs w:val="22"/>
                 <w:lang w:val="en-US" w:eastAsia="en-US" w:bidi="ar-SA"/>
               </w:rPr>
-              <w:t>Context (5)</w:t>
+              <w:t>Context (4)</w:t>
             </w:r>
           </w:p>
         </w:tc>
@@ -741,7 +770,7 @@
                 <w:szCs w:val="22"/>
                 <w:lang w:val="en-US" w:eastAsia="en-US" w:bidi="ar-SA"/>
               </w:rPr>
-              <w:t>The concept &amp; question (5)</w:t>
+              <w:t>The concept &amp; question (4)</w:t>
             </w:r>
           </w:p>
         </w:tc>
@@ -883,7 +912,7 @@
                 <w:szCs w:val="22"/>
                 <w:lang w:val="en-US" w:eastAsia="en-US" w:bidi="ar-SA"/>
               </w:rPr>
-              <w:t>Collected work (5)</w:t>
+              <w:t>Collected work (4)</w:t>
             </w:r>
           </w:p>
         </w:tc>
@@ -950,7 +979,7 @@
                 <w:szCs w:val="22"/>
                 <w:lang w:val="en-US" w:eastAsia="en-US" w:bidi="ar-SA"/>
               </w:rPr>
-              <w:t>Standards &amp; where the math sits (5)</w:t>
+              <w:t>Standards (4)</w:t>
             </w:r>
           </w:p>
         </w:tc>
@@ -981,7 +1010,74 @@
                 <w:szCs w:val="22"/>
                 <w:lang w:val="en-US" w:eastAsia="en-US" w:bidi="ar-SA"/>
               </w:rPr>
-              <w:t>One or two accurate, grade-appropriate Ohio standards for the concept, with a brief note (a paragraph) on how the standard(s) relate to your concept and question, and where the math sits developmentally — what feeds it and what it leads to.</w:t>
+              <w:t>At least one accurate, grade-appropriate Ohio content standard and one Standard for Mathematical Practice for the concept, with a brief note (a paragraph) on how the standards relate to your concept and your question.</w:t>
+            </w:r>
+          </w:p>
+        </w:tc>
+      </w:tr>
+      <w:tr>
+        <w:trPr/>
+        <w:tc>
+          <w:tcPr>
+            <w:tcW w:w="1874" w:type="dxa"/>
+            <w:tcBorders/>
+          </w:tcPr>
+          <w:p>
+            <w:pPr>
+              <w:pStyle w:val="Normal"/>
+              <w:widowControl/>
+              <w:spacing w:lineRule="auto" w:line="276" w:before="0" w:after="200"/>
+              <w:jc w:val="start"/>
+              <w:rPr>
+                <w:rFonts w:eastAsia="ＭＳ 明朝"/>
+                <w:kern w:val="0"/>
+                <w:sz w:val="22"/>
+                <w:szCs w:val="22"/>
+                <w:lang w:val="en-US" w:eastAsia="en-US" w:bidi="ar-SA"/>
+              </w:rPr>
+            </w:pPr>
+            <w:r>
+              <w:rPr>
+                <w:rFonts w:eastAsia="ＭＳ 明朝" w:cs="Calibri" w:eastAsiaTheme="minorEastAsia"/>
+                <w:b/>
+                <w:bCs/>
+                <w:kern w:val="0"/>
+                <w:sz w:val="22"/>
+                <w:szCs w:val="22"/>
+                <w:lang w:val="en-US" w:eastAsia="en-US" w:bidi="ar-SA"/>
+              </w:rPr>
+              <w:t>What the research says (4)</w:t>
+            </w:r>
+          </w:p>
+        </w:tc>
+        <w:tc>
+          <w:tcPr>
+            <w:tcW w:w="8926" w:type="dxa"/>
+            <w:tcBorders/>
+          </w:tcPr>
+          <w:p>
+            <w:pPr>
+              <w:pStyle w:val="Normal"/>
+              <w:widowControl/>
+              <w:spacing w:lineRule="auto" w:line="276" w:before="0" w:after="200"/>
+              <w:jc w:val="start"/>
+              <w:rPr>
+                <w:rFonts w:eastAsia="ＭＳ 明朝"/>
+                <w:kern w:val="0"/>
+                <w:sz w:val="22"/>
+                <w:szCs w:val="22"/>
+                <w:lang w:val="en-US" w:eastAsia="en-US" w:bidi="ar-SA"/>
+              </w:rPr>
+            </w:pPr>
+            <w:r>
+              <w:rPr>
+                <w:rFonts w:eastAsia="ＭＳ 明朝" w:cs="Calibri" w:eastAsiaTheme="minorEastAsia"/>
+                <w:kern w:val="0"/>
+                <w:sz w:val="22"/>
+                <w:szCs w:val="22"/>
+                <w:lang w:val="en-US" w:eastAsia="en-US" w:bidi="ar-SA"/>
+              </w:rPr>
+              <w:t>One to three sources on how students understand this concept — at least one from the research literature, with its permanent link or DOI; your host teacher may be one of them. Each described in a few sentences in your own words, not quoted. Then your own read: which of the challenges or misconceptions these sources describe actually show up in the work you collected — which student, which sample — and what you saw that they did not predict.</w:t>
             </w:r>
           </w:p>
         </w:tc>

--- a/week-6-field-dip/week-6-concept-profile.docx
+++ b/week-6-field-dip/week-6-concept-profile.docx
@@ -325,7 +325,7 @@
           <w:sz w:val="22"/>
           <w:szCs w:val="22"/>
         </w:rPr>
-        <w:t xml:space="preserve"> Identify at least one content standard and one Standard for Mathematical Practice from Ohio's Learning Standards for this concept, and say in a sentence or two how each relates to your concept and your question.</w:t>
+        <w:t xml:space="preserve"> Identify at least one Ohio content standard and one Standard for Mathematical Practice, and say how each relates to your concept and your question.</w:t>
       </w:r>
     </w:p>
     <w:p>
@@ -354,7 +354,7 @@
           <w:sz w:val="22"/>
           <w:szCs w:val="22"/>
         </w:rPr>
-        <w:t xml:space="preserve"> Find one to three sources on how students understand this concept — at least one from the research literature (Miami's library gives you JSTOR); your host teacher can be one of them. Keep the permanent link or DOI, and write a few sentences on each in your own words. Then say which of the challenges they describe show up in the work you collected, and which do not.</w:t>
+        <w:t xml:space="preserve"> Find one to three sources on how students understand this concept — at least one from the research literature, each with its link or DOI and a few sentences in your own words.</w:t>
       </w:r>
     </w:p>
     <w:p>
@@ -389,32 +389,7 @@
     <w:p>
       <w:pPr>
         <w:pStyle w:val="Heading2"/>
-        <w:rPr>
-          <w:rFonts w:ascii="Calibri" w:hAnsi="Calibri" w:eastAsia="ＭＳ ゴシック" w:cs="Calibri" w:asciiTheme="majorHAnsi" w:eastAsiaTheme="majorEastAsia" w:hAnsiTheme="majorHAnsi"/>
-          <w:b/>
-          <w:bCs/>
-          <w:color w:themeColor="accent1" w:val="4F81BD"/>
-          <w:sz w:val="24"/>
-          <w:szCs w:val="24"/>
-        </w:rPr>
-      </w:pPr>
-      <w:r>
-        <w:rPr>
-          <w:rFonts w:eastAsia="ＭＳ ゴシック" w:cs="Calibri" w:eastAsiaTheme="majorEastAsia"/>
-          <w:b/>
-          <w:bCs/>
-          <w:color w:themeColor="accent1" w:val="4F81BD"/>
-          <w:sz w:val="24"/>
-          <w:szCs w:val="24"/>
-        </w:rPr>
-      </w:r>
-      <w:r>
-        <w:br w:type="page"/>
-      </w:r>
-    </w:p>
-    <w:p>
-      <w:pPr>
-        <w:pStyle w:val="Heading2"/>
+        <w:pageBreakBefore/>
         <w:rPr>
           <w:rFonts w:ascii="Calibri" w:hAnsi="Calibri" w:eastAsia="ＭＳ ゴシック" w:cs="Calibri" w:asciiTheme="majorHAnsi" w:eastAsiaTheme="majorEastAsia" w:hAnsiTheme="majorHAnsi"/>
           <w:b/>

--- a/week-6-field-dip/week-6-concept-profile.docx
+++ b/week-6-field-dip/week-6-concept-profile.docx
@@ -86,7 +86,7 @@
           <w:sz w:val="22"/>
           <w:szCs w:val="22"/>
         </w:rPr>
-        <w:t>Week 6 is your field dip — your first days in the classroom you'll teach in. Across Act I you rehearsed the responsive-teaching moves (learner, listener, poser, planner, assessor) on student work we handed you. Now you meet real children and real mathematics. This week you do one thing that will anchor the rest of the semester: with your host teacher, you identify ONE mathematical concept you'll investigate, you find two or three students whose thinking will help you investigate it, and you collect some of their actual mathematics work on that concept.</w:t>
+        <w:t>Week 6 is your field dip — your first days in the classroom you'll teach in. Across Act I you rehearsed the responsive-teaching moves (learner, listener, poser, lesson planner, assessor) on student work we handed you. Now you meet real children and real mathematics. This week you do one thing that will anchor the rest of the semester: with your host teacher, you identify ONE mathematical concept you'll investigate, you find two or three students whose thinking will help you investigate it, and you collect some of their actual mathematics work on that concept.</w:t>
       </w:r>
     </w:p>
     <w:p>

--- a/week-6-field-dip/week-6-concept-profile.docx
+++ b/week-6-field-dip/week-6-concept-profile.docx
@@ -325,7 +325,7 @@
           <w:sz w:val="22"/>
           <w:szCs w:val="22"/>
         </w:rPr>
-        <w:t xml:space="preserve"> Identify at least one Ohio content standard and one Standard for Mathematical Practice, and say how each relates to your concept and your question.</w:t>
+        <w:t xml:space="preserve"> In the Planner (2a), choose at least one Ohio content standard and one Standard for Mathematical Practice that fit your concept.</w:t>
       </w:r>
     </w:p>
     <w:p>
@@ -985,7 +985,7 @@
                 <w:szCs w:val="22"/>
                 <w:lang w:val="en-US" w:eastAsia="en-US" w:bidi="ar-SA"/>
               </w:rPr>
-              <w:t>At least one accurate, grade-appropriate Ohio content standard and one Standard for Mathematical Practice for the concept, with a brief note (a paragraph) on how the standards relate to your concept and your question.</w:t>
+              <w:t>At least one accurate, grade-appropriate Ohio content standard and one Standard for Mathematical Practice, chosen in the Planner (2a), that fit your concept.</w:t>
             </w:r>
           </w:p>
         </w:tc>

--- a/week-6-field-dip/week-6-concept-profile.docx
+++ b/week-6-field-dip/week-6-concept-profile.docx
@@ -238,7 +238,7 @@
           <w:sz w:val="22"/>
           <w:szCs w:val="22"/>
         </w:rPr>
-        <w:t xml:space="preserve"> With your host teacher, identify two or three focus students whose mathematics work on this concept you'll follow. Give each a pseudonym now (e.g., “Jordan”). Real names never leave the classroom. (A research pair co-investigates one concept and shares the same two or three students.)</w:t>
+        <w:t xml:space="preserve"> With your host teacher, identify two or three focus students whose mathematics work on this concept you'll follow. Give each a pseudonym now (e.g., “Jordan”). Real names never leave the classroom.</w:t>
       </w:r>
     </w:p>
     <w:p>
@@ -497,7 +497,7 @@
           <w:sz w:val="22"/>
           <w:szCs w:val="22"/>
         </w:rPr>
-        <w:t>Your concept, your question, and your collected work are the project. Whether you investigate alone or as a research pair. You may connect with your host teacher and compare notes with field partners; if you work as a pair, you co-own one concept, one question, and one shared body of work. The read of the mathematics is yours (or yours together).</w:t>
+        <w:t>Your concept, your question, and your collected work are the project. You may connect with your host teacher and compare notes with classmates. You may teach the same lesson as the classmate you're placed with, but each of you answers your own research question and submits your own work. The read of the mathematics is yours.</w:t>
       </w:r>
     </w:p>
     <w:p>
